--- a/paper/icci2026_word/ICCI2026_paper_tracked.docx
+++ b/paper/icci2026_word/ICCI2026_paper_tracked.docx
@@ -21553,7 +21553,7 @@
       </w:pPr>
       <w:ins w:id="3270" w:author="Claude" w:date="2026-09-24T12:00:00Z">
         <w:r>
-          <w:t xml:space="preserve">Generative AI tools (Claude, Anthropic) were used to assist in drafting and editing the text of this paper. The authors are responsible for the study design, the experiments and all reported results.</w:t>
+          <w:t xml:space="preserve">Generative AI tools were used to assist in drafting and editing the text of this paper. The authors are responsible for the study design, the experiments and all reported results.</w:t>
         </w:r>
       </w:ins>
     </w:p>

--- a/paper/icci2026_word/ICCI2026_paper_tracked.docx
+++ b/paper/icci2026_word/ICCI2026_paper_tracked.docx
@@ -21293,7 +21293,7 @@
           <w:rPr>
             <w:b/>
           </w:rPr>
-          <w:t xml:space="preserve">Cross-dataset evaluation with PURE.</w:t>
+          <w:t xml:space="preserve">Cross-dataset evaluation with GitReq.</w:t>
         </w:r>
       </w:ins>
       <w:r>
@@ -21349,135 +21349,135 @@
         </w:r>
       </w:ins>
       <w:r>
-        <w:t xml:space="preserve"> on one corpus pair, </w:t>
+        <w:t xml:space="preserve"> on one corpus pair,</w:t>
       </w:r>
       <w:del w:id="3242" w:author="Claude" w:date="2026-09-24T12:00:00Z">
         <w:r>
-          <w:delText xml:space="preserve">so </w:delText>
-        </w:r>
-      </w:del>
-      <w:r>
-        <w:t xml:space="preserve">the next step is </w:t>
-      </w:r>
-      <w:ins w:id="3243" w:author="Claude" w:date="2026-09-24T12:00:00Z">
-        <w:r>
-          <w:t xml:space="preserve">to annotate </w:t>
-        </w:r>
-      </w:ins>
-      <w:r>
-        <w:t xml:space="preserve">a third</w:t>
-      </w:r>
+          <w:delText xml:space="preserve"> so</w:delText>
+        </w:r>
+      </w:del>
+      <w:r>
+        <w:t xml:space="preserve"> the next step is a third, independently annotated </w:t>
+      </w:r>
+      <w:del w:id="3243" w:author="Claude" w:date="2026-09-24T12:00:00Z">
+        <w:r>
+          <w:delText xml:space="preserve">source:</w:delText>
+        </w:r>
+      </w:del>
       <w:ins w:id="3244" w:author="Claude" w:date="2026-09-24T12:00:00Z">
         <w:r>
-          <w:t xml:space="preserve"> source for the security task</w:t>
+          <w:t xml:space="preserve">corpus.</w:t>
+        </w:r>
+      </w:ins>
+      <w:r>
+        <w:t xml:space="preserve"> </w:t>
+      </w:r>
+      <w:del w:id="3245" w:author="Claude" w:date="2026-09-24T12:00:00Z">
+        <w:r>
+          <w:delText xml:space="preserve">PURE</w:delText>
+        </w:r>
+      </w:del>
+      <w:ins w:id="3246" w:author="Claude" w:date="2026-09-24T12:00:00Z">
+        <w:r>
+          <w:t xml:space="preserve">GitReq contains 6</w:t>
+        </w:r>
+      </w:ins>
+      <w:r>
+        <w:t xml:space="preserve">,</w:t>
+      </w:r>
+      <w:ins w:id="3247" w:author="Claude" w:date="2026-09-24T12:00:00Z">
+        <w:r>
+          <w:t xml:space="preserve">302</w:t>
+        </w:r>
+      </w:ins>
+      <w:r>
+        <w:t xml:space="preserve"> </w:t>
+      </w:r>
+      <w:del w:id="3248" w:author="Claude" w:date="2026-09-24T12:00:00Z">
+        <w:r>
+          <w:delText xml:space="preserve">a public collection of complete</w:delText>
+        </w:r>
+      </w:del>
+      <w:ins w:id="3249" w:author="Claude" w:date="2026-09-24T12:00:00Z">
+        <w:r>
+          <w:t xml:space="preserve">expert-validated</w:t>
+        </w:r>
+      </w:ins>
+      <w:r>
+        <w:t xml:space="preserve"> requirements </w:t>
+      </w:r>
+      <w:del w:id="3250" w:author="Claude" w:date="2026-09-24T12:00:00Z">
+        <w:r>
+          <w:delText xml:space="preserve">documents</w:delText>
+        </w:r>
+      </w:del>
+      <w:ins w:id="3251" w:author="Claude" w:date="2026-09-24T12:00:00Z">
+        <w:r>
+          <w:t xml:space="preserve">mined from 4,080 GitHub repositories</w:t>
+        </w:r>
+      </w:ins>
+      <w:r>
+        <w:t xml:space="preserve"> [27]. It </w:t>
+      </w:r>
+      <w:ins w:id="3252" w:author="Claude" w:date="2026-09-24T12:00:00Z">
+        <w:r>
+          <w:t xml:space="preserve">includes functional requirements and seven quality categories that all occur in the PROMISE_exp taxonomy, security among them, so all three tasks could be evaluated across corpora on the shared labels. It </w:t>
+        </w:r>
+      </w:ins>
+      <w:r>
+        <w:t xml:space="preserve">would </w:t>
+      </w:r>
+      <w:del w:id="3253" w:author="Claude" w:date="2026-09-24T12:00:00Z">
+        <w:r>
+          <w:delText xml:space="preserve">turn one cross-dataset contrast into several,</w:delText>
+        </w:r>
+      </w:del>
+      <w:ins w:id="3254" w:author="Claude" w:date="2026-09-24T12:00:00Z">
+        <w:r>
+          <w:t xml:space="preserve">also</w:t>
+        </w:r>
+      </w:ins>
+      <w:r>
+        <w:t xml:space="preserve"> allow the prevalence gap between training and test </w:t>
+      </w:r>
+      <w:del w:id="3255" w:author="Claude" w:date="2026-09-24T12:00:00Z">
+        <w:r>
+          <w:delText xml:space="preserve">corpus</w:delText>
+        </w:r>
+      </w:del>
+      <w:ins w:id="3256" w:author="Claude" w:date="2026-09-24T12:00:00Z">
+        <w:r>
+          <w:t xml:space="preserve">corpora</w:t>
+        </w:r>
+      </w:ins>
+      <w:r>
+        <w:t xml:space="preserve"> to be varied </w:t>
+      </w:r>
+      <w:del w:id="3257" w:author="Claude" w:date="2026-09-24T12:00:00Z">
+        <w:r>
+          <w:delText xml:space="preserve">rather than merely observed</w:delText>
+        </w:r>
+      </w:del>
+      <w:ins w:id="3258" w:author="Claude" w:date="2026-09-24T12:00:00Z">
+        <w:r>
+          <w:t xml:space="preserve">systematically</w:t>
         </w:r>
       </w:ins>
       <w:r>
         <w:t xml:space="preserve">, </w:t>
       </w:r>
-      <w:del w:id="3245" w:author="Claude" w:date="2026-09-24T12:00:00Z">
-        <w:r>
-          <w:delText xml:space="preserve">independently</w:delText>
-        </w:r>
-      </w:del>
-      <w:ins w:id="3246" w:author="Claude" w:date="2026-09-24T12:00:00Z">
-        <w:r>
-          <w:t xml:space="preserve">such</w:t>
-        </w:r>
-      </w:ins>
-      <w:r>
-        <w:t xml:space="preserve"> </w:t>
-      </w:r>
-      <w:del w:id="3247" w:author="Claude" w:date="2026-09-24T12:00:00Z">
-        <w:r>
-          <w:delText xml:space="preserve">annotated source:</w:delText>
-        </w:r>
-      </w:del>
-      <w:ins w:id="3248" w:author="Claude" w:date="2026-09-24T12:00:00Z">
-        <w:r>
-          <w:t xml:space="preserve">as</w:t>
-        </w:r>
-      </w:ins>
-      <w:r>
-        <w:t xml:space="preserve"> PURE, a public collection of complete requirements documents [27]. </w:t>
-      </w:r>
-      <w:del w:id="3249" w:author="Claude" w:date="2026-09-24T12:00:00Z">
-        <w:r>
-          <w:delText xml:space="preserve">It</w:delText>
-        </w:r>
-      </w:del>
-      <w:ins w:id="3250" w:author="Claude" w:date="2026-09-24T12:00:00Z">
-        <w:r>
-          <w:t xml:space="preserve">This</w:t>
-        </w:r>
-      </w:ins>
-      <w:r>
-        <w:t xml:space="preserve"> would </w:t>
-      </w:r>
-      <w:del w:id="3251" w:author="Claude" w:date="2026-09-24T12:00:00Z">
-        <w:r>
-          <w:delText xml:space="preserve">turn</w:delText>
-        </w:r>
-      </w:del>
-      <w:ins w:id="3252" w:author="Claude" w:date="2026-09-24T12:00:00Z">
-        <w:r>
-          <w:t xml:space="preserve">provide</w:t>
-        </w:r>
-      </w:ins>
-      <w:r>
-        <w:t xml:space="preserve"> </w:t>
-      </w:r>
-      <w:del w:id="3253" w:author="Claude" w:date="2026-09-24T12:00:00Z">
-        <w:r>
-          <w:delText xml:space="preserve">one</w:delText>
-        </w:r>
-      </w:del>
-      <w:ins w:id="3254" w:author="Claude" w:date="2026-09-24T12:00:00Z">
-        <w:r>
-          <w:t xml:space="preserve">several</w:t>
-        </w:r>
-      </w:ins>
-      <w:r>
-        <w:t xml:space="preserve"> cross-dataset </w:t>
-      </w:r>
-      <w:del w:id="3255" w:author="Claude" w:date="2026-09-24T12:00:00Z">
-        <w:r>
-          <w:delText xml:space="preserve">contrast</w:delText>
-        </w:r>
-      </w:del>
-      <w:ins w:id="3256" w:author="Claude" w:date="2026-09-24T12:00:00Z">
-        <w:r>
-          <w:t xml:space="preserve">comparisons</w:t>
-        </w:r>
-      </w:ins>
-      <w:r>
-        <w:t xml:space="preserve"> </w:t>
-      </w:r>
-      <w:del w:id="3257" w:author="Claude" w:date="2026-09-24T12:00:00Z">
-        <w:r>
-          <w:delText xml:space="preserve">into</w:delText>
-        </w:r>
-      </w:del>
-      <w:ins w:id="3258" w:author="Claude" w:date="2026-09-24T12:00:00Z">
-        <w:r>
-          <w:t xml:space="preserve">instead</w:t>
-        </w:r>
-      </w:ins>
-      <w:r>
-        <w:t xml:space="preserve"> </w:t>
-      </w:r>
       <w:del w:id="3259" w:author="Claude" w:date="2026-09-24T12:00:00Z">
         <w:r>
-          <w:delText xml:space="preserve">several</w:delText>
+          <w:delText xml:space="preserve">and supply</w:delText>
         </w:r>
       </w:del>
       <w:ins w:id="3260" w:author="Claude" w:date="2026-09-24T12:00:00Z">
         <w:r>
-          <w:t xml:space="preserve">of one</w:t>
-        </w:r>
-      </w:ins>
-      <w:r>
-        <w:t xml:space="preserve">, allow the prevalence gap between training and test </w:t>
+          <w:t xml:space="preserve">on</w:t>
+        </w:r>
+      </w:ins>
+      <w:r>
+        <w:t xml:space="preserve"> a </w:t>
       </w:r>
       <w:del w:id="3261" w:author="Claude" w:date="2026-09-24T12:00:00Z">
         <w:r>
@@ -21486,45 +21486,50 @@
       </w:del>
       <w:ins w:id="3262" w:author="Claude" w:date="2026-09-24T12:00:00Z">
         <w:r>
-          <w:t xml:space="preserve">corpora</w:t>
-        </w:r>
-      </w:ins>
-      <w:r>
-        <w:t xml:space="preserve"> to be varied </w:t>
+          <w:t xml:space="preserve">different</w:t>
+        </w:r>
+      </w:ins>
+      <w:r>
+        <w:t xml:space="preserve"> </w:t>
       </w:r>
       <w:del w:id="3263" w:author="Claude" w:date="2026-09-24T12:00:00Z">
         <w:r>
-          <w:delText xml:space="preserve">rather than merely observed</w:delText>
+          <w:delText xml:space="preserve">less</w:delText>
         </w:r>
       </w:del>
       <w:ins w:id="3264" w:author="Claude" w:date="2026-09-24T12:00:00Z">
         <w:r>
-          <w:t xml:space="preserve">systematically</w:t>
-        </w:r>
-      </w:ins>
-      <w:r>
-        <w:t xml:space="preserve">, and </w:t>
+          <w:t xml:space="preserve">kind</w:t>
+        </w:r>
+      </w:ins>
+      <w:r>
+        <w:t xml:space="preserve"> </w:t>
       </w:r>
       <w:del w:id="3265" w:author="Claude" w:date="2026-09-24T12:00:00Z">
         <w:r>
-          <w:delText xml:space="preserve">supply</w:delText>
+          <w:delText xml:space="preserve">likely</w:delText>
         </w:r>
       </w:del>
       <w:ins w:id="3266" w:author="Claude" w:date="2026-09-24T12:00:00Z">
         <w:r>
-          <w:t xml:space="preserve">add</w:t>
-        </w:r>
-      </w:ins>
-      <w:r>
-        <w:t xml:space="preserve"> a corpus</w:t>
-      </w:r>
-      <w:ins w:id="3267" w:author="Claude" w:date="2026-09-24T12:00:00Z">
-        <w:r>
-          <w:t xml:space="preserve"> that is</w:t>
-        </w:r>
-      </w:ins>
-      <w:r>
-        <w:t xml:space="preserve"> less likely to have been seen during pre-training.</w:t>
+          <w:t xml:space="preserve">of</w:t>
+        </w:r>
+      </w:ins>
+      <w:r>
+        <w:t xml:space="preserve"> </w:t>
+      </w:r>
+      <w:del w:id="3267" w:author="Claude" w:date="2026-09-24T12:00:00Z">
+        <w:r>
+          <w:delText xml:space="preserve">to have been seen during pre-training</w:delText>
+        </w:r>
+      </w:del>
+      <w:ins w:id="3268" w:author="Claude" w:date="2026-09-24T12:00:00Z">
+        <w:r>
+          <w:t xml:space="preserve">text</w:t>
+        </w:r>
+      </w:ins>
+      <w:r>
+        <w:t xml:space="preserve">.</w:t>
       </w:r>
     </w:p>
     <w:p>
@@ -21535,10 +21540,10 @@
           <w:numId w:val="0"/>
         </w:numPr>
         <w:rPr>
-          <w:ins w:id="3269" w:author="Claude" w:date="2026-09-24T12:00:00Z"/>
+          <w:ins w:id="3299" w:author="Claude" w:date="2026-09-24T12:00:00Z"/>
         </w:rPr>
       </w:pPr>
-      <w:ins w:id="3268" w:author="Claude" w:date="2026-09-24T12:00:00Z">
+      <w:ins w:id="3298" w:author="Claude" w:date="2026-09-24T12:00:00Z">
         <w:r>
           <w:t xml:space="preserve">Acknowledgment</w:t>
         </w:r>
@@ -21548,10 +21553,10 @@
       <w:pPr>
         <w:pStyle w:val="BodyText"/>
         <w:rPr>
-          <w:ins w:id="3271" w:author="Claude" w:date="2026-09-24T12:00:00Z"/>
+          <w:ins w:id="3301" w:author="Claude" w:date="2026-09-24T12:00:00Z"/>
         </w:rPr>
       </w:pPr>
-      <w:ins w:id="3270" w:author="Claude" w:date="2026-09-24T12:00:00Z">
+      <w:ins w:id="3300" w:author="Claude" w:date="2026-09-24T12:00:00Z">
         <w:r>
           <w:t xml:space="preserve">Generative AI tools were used to assist in drafting and editing the text of this paper. The authors are responsible for the study design, the experiments and all reported results.</w:t>
         </w:r>
@@ -21783,9 +21788,196 @@
       <w:pPr>
         <w:pStyle w:val="references"/>
       </w:pPr>
-      <w:r>
-        <w:t>A. Ferrari, G. O. Spagnolo, and S. Gnesi, “PURE: A dataset of public requirements documents,” in Proc. IEEE RE, 2017, pp. 502–505.</w:t>
-      </w:r>
+      <w:del w:id="3269" w:author="Claude" w:date="2026-09-24T12:00:00Z">
+        <w:r>
+          <w:delText xml:space="preserve">A</w:delText>
+        </w:r>
+      </w:del>
+      <w:ins w:id="3270" w:author="Claude" w:date="2026-09-24T12:00:00Z">
+        <w:r>
+          <w:t xml:space="preserve">F</w:t>
+        </w:r>
+      </w:ins>
+      <w:r>
+        <w:t xml:space="preserve">. </w:t>
+      </w:r>
+      <w:del w:id="3271" w:author="Claude" w:date="2026-09-24T12:00:00Z">
+        <w:r>
+          <w:delText xml:space="preserve">Ferrari</w:delText>
+        </w:r>
+      </w:del>
+      <w:ins w:id="3272" w:author="Claude" w:date="2026-09-24T12:00:00Z">
+        <w:r>
+          <w:t xml:space="preserve">Kamal</w:t>
+        </w:r>
+      </w:ins>
+      <w:r>
+        <w:t xml:space="preserve">, </w:t>
+      </w:r>
+      <w:del w:id="3273" w:author="Claude" w:date="2026-09-24T12:00:00Z">
+        <w:r>
+          <w:delText xml:space="preserve">G</w:delText>
+        </w:r>
+      </w:del>
+      <w:ins w:id="3274" w:author="Claude" w:date="2026-09-24T12:00:00Z">
+        <w:r>
+          <w:t xml:space="preserve">M</w:t>
+        </w:r>
+      </w:ins>
+      <w:r>
+        <w:t xml:space="preserve">. </w:t>
+      </w:r>
+      <w:del w:id="3275" w:author="Claude" w:date="2026-09-24T12:00:00Z">
+        <w:r>
+          <w:delText xml:space="preserve">O</w:delText>
+        </w:r>
+      </w:del>
+      <w:ins w:id="3276" w:author="Claude" w:date="2026-09-24T12:00:00Z">
+        <w:r>
+          <w:t xml:space="preserve">H</w:t>
+        </w:r>
+      </w:ins>
+      <w:r>
+        <w:t xml:space="preserve">. </w:t>
+      </w:r>
+      <w:del w:id="3277" w:author="Claude" w:date="2026-09-24T12:00:00Z">
+        <w:r>
+          <w:delText xml:space="preserve">Spagnolo</w:delText>
+        </w:r>
+      </w:del>
+      <w:ins w:id="3278" w:author="Claude" w:date="2026-09-24T12:00:00Z">
+        <w:r>
+          <w:t xml:space="preserve">Kabir</w:t>
+        </w:r>
+      </w:ins>
+      <w:r>
+        <w:t xml:space="preserve">, and </w:t>
+      </w:r>
+      <w:del w:id="3279" w:author="Claude" w:date="2026-09-24T12:00:00Z">
+        <w:r>
+          <w:delText xml:space="preserve">S</w:delText>
+        </w:r>
+      </w:del>
+      <w:ins w:id="3280" w:author="Claude" w:date="2026-09-24T12:00:00Z">
+        <w:r>
+          <w:t xml:space="preserve">M</w:t>
+        </w:r>
+      </w:ins>
+      <w:r>
+        <w:t xml:space="preserve">. </w:t>
+      </w:r>
+      <w:del w:id="3281" w:author="Claude" w:date="2026-09-24T12:00:00Z">
+        <w:r>
+          <w:delText xml:space="preserve">Gnesi</w:delText>
+        </w:r>
+      </w:del>
+      <w:ins w:id="3282" w:author="Claude" w:date="2026-09-24T12:00:00Z">
+        <w:r>
+          <w:t xml:space="preserve">R. Islam</w:t>
+        </w:r>
+      </w:ins>
+      <w:r>
+        <w:t xml:space="preserve">, “</w:t>
+      </w:r>
+      <w:del w:id="3283" w:author="Claude" w:date="2026-09-24T12:00:00Z">
+        <w:r>
+          <w:delText xml:space="preserve">PURE</w:delText>
+        </w:r>
+      </w:del>
+      <w:ins w:id="3284" w:author="Claude" w:date="2026-09-24T12:00:00Z">
+        <w:r>
+          <w:t xml:space="preserve">GitReq</w:t>
+        </w:r>
+      </w:ins>
+      <w:r>
+        <w:t xml:space="preserve">: A </w:t>
+      </w:r>
+      <w:ins w:id="3285" w:author="Claude" w:date="2026-09-24T12:00:00Z">
+        <w:r>
+          <w:t xml:space="preserve">gold standard </w:t>
+        </w:r>
+      </w:ins>
+      <w:r>
+        <w:t xml:space="preserve">dataset </w:t>
+      </w:r>
+      <w:del w:id="3286" w:author="Claude" w:date="2026-09-24T12:00:00Z">
+        <w:r>
+          <w:delText xml:space="preserve">of</w:delText>
+        </w:r>
+      </w:del>
+      <w:ins w:id="3287" w:author="Claude" w:date="2026-09-24T12:00:00Z">
+        <w:r>
+          <w:t xml:space="preserve">for</w:t>
+        </w:r>
+      </w:ins>
+      <w:r>
+        <w:t xml:space="preserve"> </w:t>
+      </w:r>
+      <w:del w:id="3288" w:author="Claude" w:date="2026-09-24T12:00:00Z">
+        <w:r>
+          <w:delText xml:space="preserve">public</w:delText>
+        </w:r>
+      </w:del>
+      <w:ins w:id="3289" w:author="Claude" w:date="2026-09-24T12:00:00Z">
+        <w:r>
+          <w:t xml:space="preserve">software quality</w:t>
+        </w:r>
+      </w:ins>
+      <w:r>
+        <w:t xml:space="preserve"> requirements</w:t>
+      </w:r>
+      <w:del w:id="3290" w:author="Claude" w:date="2026-09-24T12:00:00Z">
+        <w:r>
+          <w:delText xml:space="preserve"> documents</w:delText>
+        </w:r>
+      </w:del>
+      <w:r>
+        <w:t xml:space="preserve">,” </w:t>
+      </w:r>
+      <w:del w:id="3291" w:author="Claude" w:date="2026-09-24T12:00:00Z">
+        <w:r>
+          <w:delText xml:space="preserve">in Proc</w:delText>
+        </w:r>
+      </w:del>
+      <w:ins w:id="3292" w:author="Claude" w:date="2026-09-24T12:00:00Z">
+        <w:r>
+          <w:t xml:space="preserve">arXiv:2606</w:t>
+        </w:r>
+      </w:ins>
+      <w:r>
+        <w:t xml:space="preserve">.</w:t>
+      </w:r>
+      <w:del w:id="3293" w:author="Claude" w:date="2026-09-24T12:00:00Z">
+        <w:r>
+          <w:delText xml:space="preserve"> IEEE RE</w:delText>
+        </w:r>
+      </w:del>
+      <w:ins w:id="3294" w:author="Claude" w:date="2026-09-24T12:00:00Z">
+        <w:r>
+          <w:t xml:space="preserve">21810</w:t>
+        </w:r>
+      </w:ins>
+      <w:r>
+        <w:t xml:space="preserve">, </w:t>
+      </w:r>
+      <w:del w:id="3295" w:author="Claude" w:date="2026-09-24T12:00:00Z">
+        <w:r>
+          <w:delText xml:space="preserve">2017, pp</w:delText>
+        </w:r>
+      </w:del>
+      <w:ins w:id="3296" w:author="Claude" w:date="2026-09-24T12:00:00Z">
+        <w:r>
+          <w:t xml:space="preserve">2026</w:t>
+        </w:r>
+      </w:ins>
+      <w:r>
+        <w:t xml:space="preserve">.</w:t>
+      </w:r>
+      <w:del w:id="3297" w:author="Claude" w:date="2026-09-24T12:00:00Z">
+        <w:r>
+          <w:delText xml:space="preserve"> 502–505.</w:delText>
+        </w:r>
+      </w:del>
     </w:p>
     <w:sectPr>
       <w:type w:val="continuous"/>

--- a/paper/icci2026_word/ICCI2026_paper_tracked.docx
+++ b/paper/icci2026_word/ICCI2026_paper_tracked.docx
@@ -21531,36 +21531,6 @@
       <w:r>
         <w:t xml:space="preserve">.</w:t>
       </w:r>
-    </w:p>
-    <w:p>
-      <w:pPr>
-        <w:pStyle w:val="Heading1"/>
-        <w:numPr>
-          <w:ilvl w:val="0"/>
-          <w:numId w:val="0"/>
-        </w:numPr>
-        <w:rPr>
-          <w:ins w:id="3299" w:author="Claude" w:date="2026-09-24T12:00:00Z"/>
-        </w:rPr>
-      </w:pPr>
-      <w:ins w:id="3298" w:author="Claude" w:date="2026-09-24T12:00:00Z">
-        <w:r>
-          <w:t xml:space="preserve">Acknowledgment</w:t>
-        </w:r>
-      </w:ins>
-    </w:p>
-    <w:p>
-      <w:pPr>
-        <w:pStyle w:val="BodyText"/>
-        <w:rPr>
-          <w:ins w:id="3301" w:author="Claude" w:date="2026-09-24T12:00:00Z"/>
-        </w:rPr>
-      </w:pPr>
-      <w:ins w:id="3300" w:author="Claude" w:date="2026-09-24T12:00:00Z">
-        <w:r>
-          <w:t xml:space="preserve">Generative AI tools were used to assist in drafting and editing the text of this paper. The authors are responsible for the study design, the experiments and all reported results.</w:t>
-        </w:r>
-      </w:ins>
     </w:p>
     <w:p>
       <w:pPr>
